--- a/public/downloads/minutes-meeting-14-03-2026-FULL-TRANSCRIPT.docx
+++ b/public/downloads/minutes-meeting-14-03-2026-FULL-TRANSCRIPT.docx
@@ -322,7 +322,31 @@
           <w:color w:val="8B2E2E"/>
           <w:sz w:val="26"/>
         </w:rPr>
-        <w:t>Page 1 of 2</w:t>
+        <w:t>BEFORE THE SOLE ARBITRATOR</w:t>
+      </w:r>
+    </w:p>
+    <w:p>
+      <w:r>
+        <w:rPr>
+          <w:rFonts w:ascii="Times New Roman" w:hAnsi="Times New Roman" w:eastAsia="Times New Roman"/>
+          <w:b/>
+          <w:i w:val="0"/>
+          <w:color w:val="8B2E2E"/>
+          <w:sz w:val="26"/>
+        </w:rPr>
+        <w:t>SR. ADV. NITIN N. N. P. SARDESSAI</w:t>
+      </w:r>
+    </w:p>
+    <w:p>
+      <w:r>
+        <w:rPr>
+          <w:rFonts w:ascii="Times New Roman" w:hAnsi="Times New Roman" w:eastAsia="Times New Roman"/>
+          <w:b/>
+          <w:i w:val="0"/>
+          <w:color w:val="8B2E2E"/>
+          <w:sz w:val="26"/>
+        </w:rPr>
+        <w:t>AT PANAJI – GOA</w:t>
       </w:r>
     </w:p>
     <w:p>
@@ -333,7 +357,31 @@
           <w:i w:val="0"/>
           <w:sz w:val="22"/>
         </w:rPr>
-        <w:t>BEFORE THE SOLE ARBITRATOR</w:t>
+        <w:t>VIKRAM SHAH …CLAIMANT VERSUS RIVA TRINDADE AND 3 ORS …RESPONDENTS</w:t>
+      </w:r>
+    </w:p>
+    <w:p>
+      <w:r>
+        <w:rPr>
+          <w:rFonts w:ascii="Times New Roman" w:hAnsi="Times New Roman" w:eastAsia="Times New Roman"/>
+          <w:b/>
+          <w:i w:val="0"/>
+          <w:color w:val="8B2E2E"/>
+          <w:sz w:val="26"/>
+        </w:rPr>
+        <w:t>&lt;u&gt;MINUTES OF PROCEEDINGS DATED 14&lt;sup&gt;th&lt;/sup&gt; MARCH 2026 AT&lt;/u&gt;</w:t>
+      </w:r>
+    </w:p>
+    <w:p>
+      <w:r>
+        <w:rPr>
+          <w:rFonts w:ascii="Times New Roman" w:hAnsi="Times New Roman" w:eastAsia="Times New Roman"/>
+          <w:b/>
+          <w:i w:val="0"/>
+          <w:color w:val="8B2E2E"/>
+          <w:sz w:val="26"/>
+        </w:rPr>
+        <w:t>&lt;u&gt;04.00 PM.&lt;/u&gt;</w:t>
       </w:r>
     </w:p>
     <w:p>
@@ -344,7 +392,7 @@
           <w:i w:val="0"/>
           <w:sz w:val="22"/>
         </w:rPr>
-        <w:t xml:space="preserve">                SR. ADV. NITIN N. N. P. SARDESSAI</w:t>
+        <w:t>1. Adv. Jatin Ramaiya and Adv. Omkar Thakur files Vakalatnama on behalf of Respondent No. 1, 2 and 3, along with the NOC of Adv. V. Braganza. The same is taken on record. Respondent No. 1 Mr. Riva Trindade present. Adv. Noorani present for the Claimant with the Authorized Representative Shri. Hemavand Namdarian. Respondent No. 4 Mr. Sadarangani present in person.</w:t>
       </w:r>
     </w:p>
     <w:p>
@@ -355,7 +403,7 @@
           <w:i w:val="0"/>
           <w:sz w:val="22"/>
         </w:rPr>
-        <w:t xml:space="preserve">                          AT PANAJI – GOA</w:t>
+        <w:t>2. Adv. Shivan Desai on behalf of Respondent No. 1, 2 and 3 files an Application under Section 16 of the Arbitration Act raising objections to jurisdiction of this Tribunal to arbitrate on claims raised by the Claimant.</w:t>
       </w:r>
     </w:p>
     <w:p>
@@ -366,7 +414,7 @@
           <w:i w:val="0"/>
           <w:sz w:val="22"/>
         </w:rPr>
-        <w:t>VIKRAM SHAH                                          …CLAIMANT</w:t>
+        <w:t>3. The Claimant and Respondent No. 4 are served with the copy of the Application filed on behalf of the Respondent No. 1, 2 &amp; 3 and are required to file a reply to the same. The parties are directed to file and exchange among themselves their replies / rejoinder, if any, well in advance before the next date of hearing.</w:t>
       </w:r>
     </w:p>
     <w:p>
@@ -377,7 +425,7 @@
           <w:i w:val="0"/>
           <w:sz w:val="22"/>
         </w:rPr>
-        <w:t xml:space="preserve">                                   VERSUS</w:t>
+        <w:t>4. The hearing is fixed on 10.04.2026 on arguments on the said Application under section 16 of the Arbitration Act on 10.04.2026 at 6.30 PM on the same venue and seat.</w:t>
       </w:r>
     </w:p>
     <w:p>
@@ -388,142 +436,9 @@
           <w:i w:val="0"/>
           <w:sz w:val="22"/>
         </w:rPr>
-        <w:t>RIVA TRINDADE AND 3 ORS                              …RESPONDENTS</w:t>
+        <w:t>5. Stand Over to 10.04.2026 at 06.30 PM at the same venue and seat.</w:t>
       </w:r>
     </w:p>
-    <w:p>
-      <w:r>
-        <w:rPr>
-          <w:rFonts w:ascii="Times New Roman" w:hAnsi="Times New Roman" w:eastAsia="Times New Roman"/>
-          <w:b w:val="0"/>
-          <w:i w:val="0"/>
-          <w:sz w:val="22"/>
-        </w:rPr>
-        <w:t xml:space="preserve">     MINUTES OF PROCEEDINGS DATED 14th MARCH 2026 AT</w:t>
-      </w:r>
-    </w:p>
-    <w:p>
-      <w:r>
-        <w:rPr>
-          <w:rFonts w:ascii="Times New Roman" w:hAnsi="Times New Roman" w:eastAsia="Times New Roman"/>
-          <w:b w:val="0"/>
-          <w:i w:val="0"/>
-          <w:sz w:val="22"/>
-        </w:rPr>
-        <w:t xml:space="preserve">                                  04.00 PM.</w:t>
-      </w:r>
-    </w:p>
-    <w:p>
-      <w:r>
-        <w:rPr>
-          <w:rFonts w:ascii="Times New Roman" w:hAnsi="Times New Roman" w:eastAsia="Times New Roman"/>
-          <w:b w:val="0"/>
-          <w:i w:val="0"/>
-          <w:sz w:val="22"/>
-        </w:rPr>
-        <w:t>1.      Adv. Jatin Ramaiya and Adv. Omkar Thakur files Vakalatnama on</w:t>
-      </w:r>
-    </w:p>
-    <w:p>
-      <w:r>
-        <w:rPr>
-          <w:rFonts w:ascii="Times New Roman" w:hAnsi="Times New Roman" w:eastAsia="Times New Roman"/>
-          <w:b w:val="0"/>
-          <w:i w:val="0"/>
-          <w:sz w:val="22"/>
-        </w:rPr>
-        <w:t xml:space="preserve">        behalf of Respondent No. 1, 2 and 3, along with the NOC of Adv. V.</w:t>
-      </w:r>
-    </w:p>
-    <w:p>
-      <w:r>
-        <w:rPr>
-          <w:rFonts w:ascii="Times New Roman" w:hAnsi="Times New Roman" w:eastAsia="Times New Roman"/>
-          <w:b w:val="0"/>
-          <w:i w:val="0"/>
-          <w:sz w:val="22"/>
-        </w:rPr>
-        <w:t xml:space="preserve">        Braganza. The same is taken on record. Respondent No. 1 Mr. Riva</w:t>
-      </w:r>
-    </w:p>
-    <w:p>
-      <w:r>
-        <w:rPr>
-          <w:rFonts w:ascii="Times New Roman" w:hAnsi="Times New Roman" w:eastAsia="Times New Roman"/>
-          <w:b w:val="0"/>
-          <w:i w:val="0"/>
-          <w:sz w:val="22"/>
-        </w:rPr>
-        <w:t xml:space="preserve">        Trindade present. Adv. Noorani present for the Claimant with the</w:t>
-      </w:r>
-    </w:p>
-    <w:p>
-      <w:r>
-        <w:rPr>
-          <w:rFonts w:ascii="Times New Roman" w:hAnsi="Times New Roman" w:eastAsia="Times New Roman"/>
-          <w:b w:val="0"/>
-          <w:i w:val="0"/>
-          <w:sz w:val="22"/>
-        </w:rPr>
-        <w:t xml:space="preserve">        Authorized    Representative    Shri.   Hemavand      Namdarian.</w:t>
-      </w:r>
-    </w:p>
-    <w:p>
-      <w:r>
-        <w:rPr>
-          <w:rFonts w:ascii="Times New Roman" w:hAnsi="Times New Roman" w:eastAsia="Times New Roman"/>
-          <w:b w:val="0"/>
-          <w:i w:val="0"/>
-          <w:sz w:val="22"/>
-        </w:rPr>
-        <w:t xml:space="preserve">        Respondent No. 4 Mr. Sadarangani present in person.</w:t>
-      </w:r>
-    </w:p>
-    <w:p>
-      <w:r>
-        <w:rPr>
-          <w:rFonts w:ascii="Times New Roman" w:hAnsi="Times New Roman" w:eastAsia="Times New Roman"/>
-          <w:b w:val="0"/>
-          <w:i w:val="0"/>
-          <w:sz w:val="22"/>
-        </w:rPr>
-        <w:t>2.      Adv. Shivan Desai on behalf of Respondent No. 1, 2 and 3 files an</w:t>
-      </w:r>
-    </w:p>
-    <w:p>
-      <w:r>
-        <w:rPr>
-          <w:rFonts w:ascii="Times New Roman" w:hAnsi="Times New Roman" w:eastAsia="Times New Roman"/>
-          <w:b w:val="0"/>
-          <w:i w:val="0"/>
-          <w:sz w:val="22"/>
-        </w:rPr>
-        <w:t xml:space="preserve">        Application under Section 16 of the Arbitration Act raising</w:t>
-      </w:r>
-    </w:p>
-    <w:p>
-      <w:r>
-        <w:rPr>
-          <w:rFonts w:ascii="Times New Roman" w:hAnsi="Times New Roman" w:eastAsia="Times New Roman"/>
-          <w:b w:val="0"/>
-          <w:i w:val="0"/>
-          <w:sz w:val="22"/>
-        </w:rPr>
-        <w:t xml:space="preserve">        objections to jurisdiction of this Tribunal to arbitrate on claims</w:t>
-      </w:r>
-    </w:p>
-    <w:p>
-      <w:r>
-        <w:rPr>
-          <w:rFonts w:ascii="Times New Roman" w:hAnsi="Times New Roman" w:eastAsia="Times New Roman"/>
-          <w:b w:val="0"/>
-          <w:i w:val="0"/>
-          <w:sz w:val="22"/>
-        </w:rPr>
-        <w:t xml:space="preserve">        raised by the Claimant.</w:t>
-      </w:r>
-    </w:p>
-    <w:p/>
     <w:p>
       <w:r>
         <w:rPr>
@@ -533,131 +448,9 @@
           <w:color w:val="8B2E2E"/>
           <w:sz w:val="26"/>
         </w:rPr>
-        <w:t>Page 2 of 2</w:t>
+        <w:t>Place: Panaji – Goa. Sr. Adv. Nitin N. N. P. Sardessai Date:14.03.2026 Sole Arbitrator</w:t>
       </w:r>
     </w:p>
-    <w:p>
-      <w:r>
-        <w:rPr>
-          <w:rFonts w:ascii="Times New Roman" w:hAnsi="Times New Roman" w:eastAsia="Times New Roman"/>
-          <w:b w:val="0"/>
-          <w:i w:val="0"/>
-          <w:sz w:val="22"/>
-        </w:rPr>
-        <w:t>3.   The Claimant and Respondent No. 4 are served with the copy of the</w:t>
-      </w:r>
-    </w:p>
-    <w:p>
-      <w:r>
-        <w:rPr>
-          <w:rFonts w:ascii="Times New Roman" w:hAnsi="Times New Roman" w:eastAsia="Times New Roman"/>
-          <w:b w:val="0"/>
-          <w:i w:val="0"/>
-          <w:sz w:val="22"/>
-        </w:rPr>
-        <w:t xml:space="preserve">     Application filed on behalf of the Respondent No. 1, 2 &amp; 3 and are</w:t>
-      </w:r>
-    </w:p>
-    <w:p>
-      <w:r>
-        <w:rPr>
-          <w:rFonts w:ascii="Times New Roman" w:hAnsi="Times New Roman" w:eastAsia="Times New Roman"/>
-          <w:b w:val="0"/>
-          <w:i w:val="0"/>
-          <w:sz w:val="22"/>
-        </w:rPr>
-        <w:t xml:space="preserve">     required to file a reply to the same. The parties are directed to file</w:t>
-      </w:r>
-    </w:p>
-    <w:p>
-      <w:r>
-        <w:rPr>
-          <w:rFonts w:ascii="Times New Roman" w:hAnsi="Times New Roman" w:eastAsia="Times New Roman"/>
-          <w:b w:val="0"/>
-          <w:i w:val="0"/>
-          <w:sz w:val="22"/>
-        </w:rPr>
-        <w:t xml:space="preserve">     and exchange among themselves their replies / rejoinder, if any,</w:t>
-      </w:r>
-    </w:p>
-    <w:p>
-      <w:r>
-        <w:rPr>
-          <w:rFonts w:ascii="Times New Roman" w:hAnsi="Times New Roman" w:eastAsia="Times New Roman"/>
-          <w:b w:val="0"/>
-          <w:i w:val="0"/>
-          <w:sz w:val="22"/>
-        </w:rPr>
-        <w:t xml:space="preserve">     well in advance before the next date of hearing.</w:t>
-      </w:r>
-    </w:p>
-    <w:p>
-      <w:r>
-        <w:rPr>
-          <w:rFonts w:ascii="Times New Roman" w:hAnsi="Times New Roman" w:eastAsia="Times New Roman"/>
-          <w:b w:val="0"/>
-          <w:i w:val="0"/>
-          <w:sz w:val="22"/>
-        </w:rPr>
-        <w:t>4.   The hearing is fixed on 10.04.2026 on arguments on the said</w:t>
-      </w:r>
-    </w:p>
-    <w:p>
-      <w:r>
-        <w:rPr>
-          <w:rFonts w:ascii="Times New Roman" w:hAnsi="Times New Roman" w:eastAsia="Times New Roman"/>
-          <w:b w:val="0"/>
-          <w:i w:val="0"/>
-          <w:sz w:val="22"/>
-        </w:rPr>
-        <w:t xml:space="preserve">     Application under section 16 of the Arbitration Act on 10.04.2026</w:t>
-      </w:r>
-    </w:p>
-    <w:p>
-      <w:r>
-        <w:rPr>
-          <w:rFonts w:ascii="Times New Roman" w:hAnsi="Times New Roman" w:eastAsia="Times New Roman"/>
-          <w:b w:val="0"/>
-          <w:i w:val="0"/>
-          <w:sz w:val="22"/>
-        </w:rPr>
-        <w:t xml:space="preserve">     at 6.30 PM on the same venue and seat.</w:t>
-      </w:r>
-    </w:p>
-    <w:p>
-      <w:r>
-        <w:rPr>
-          <w:rFonts w:ascii="Times New Roman" w:hAnsi="Times New Roman" w:eastAsia="Times New Roman"/>
-          <w:b w:val="0"/>
-          <w:i w:val="0"/>
-          <w:sz w:val="22"/>
-        </w:rPr>
-        <w:t>5.    Stand Over to 10.04.2026 at 06.30 PM at the same venue and seat.</w:t>
-      </w:r>
-    </w:p>
-    <w:p>
-      <w:r>
-        <w:rPr>
-          <w:rFonts w:ascii="Times New Roman" w:hAnsi="Times New Roman" w:eastAsia="Times New Roman"/>
-          <w:b w:val="0"/>
-          <w:i w:val="0"/>
-          <w:sz w:val="22"/>
-        </w:rPr>
-        <w:t>Place: Panaji – Goa.              Sr. Adv. Nitin N. N. P. Sardessai</w:t>
-      </w:r>
-    </w:p>
-    <w:p>
-      <w:r>
-        <w:rPr>
-          <w:rFonts w:ascii="Times New Roman" w:hAnsi="Times New Roman" w:eastAsia="Times New Roman"/>
-          <w:b w:val="0"/>
-          <w:i w:val="0"/>
-          <w:sz w:val="22"/>
-        </w:rPr>
-        <w:t>Date:14.03.2026                             Sole Arbitrator</w:t>
-      </w:r>
-    </w:p>
-    <w:p/>
     <w:sectPr>
       <w:headerReference w:type="default" r:id="rId9"/>
       <w:footerReference w:type="default" r:id="rId10"/>
